--- a/kit/sedestral-4c8e1b/article.docx
+++ b/kit/sedestral-4c8e1b/article.docx
@@ -719,7 +719,7 @@
         <w:t>Points forts</w:t>
       </w:r>
       <w:r>
-        <w:t xml:space="preserve"> : des prix publics (landing page à partir de 1 990 €, site vitrine à partir de 3 990 €) ; une livraison en 21 jours ; le copywriting inclus ; des scores PageSpeed mobile de 95 à 98/100 sur les réalisations publiées ; une expertise des règles de communication en santé.</w:t>
+        <w:t xml:space="preserve"> : des prix publics (landing page à partir de 1 990 €, site vitrine à partir de 3 990 €) ; une livraison en 21 jours ; le copywriting inclus ; jusqu'à 99/100 en performance mobile sur ses réalisations publiées ; une expertise des règles de communication en santé.</w:t>
       </w:r>
     </w:p>
     <w:p>
